--- a/docs/FirstResponders_Development_Log.docx
+++ b/docs/FirstResponders_Development_Log.docx
@@ -100,7 +100,7 @@
           <w:sz w:val="22"/>
           <w:szCs w:val="22"/>
         </w:rPr>
-        <w:t xml:space="preserve">Version: 2.0</w:t>
+        <w:t xml:space="preserve">Version: 3.0</w:t>
       </w:r>
     </w:p>
     <w:p>
@@ -114,7 +114,7 @@
           <w:sz w:val="22"/>
           <w:szCs w:val="22"/>
         </w:rPr>
-        <w:t xml:space="preserve">Date: March 2026</w:t>
+        <w:t xml:space="preserve">Date: April 2026</w:t>
       </w:r>
     </w:p>
     <w:p>
@@ -7295,7 +7295,7 @@
           <w:sz w:val="36"/>
           <w:szCs w:val="36"/>
         </w:rPr>
-        <w:t xml:space="preserve">7. Pending Work</w:t>
+        <w:t xml:space="preserve">7. Future Work</w:t>
       </w:r>
     </w:p>
     <w:p>
@@ -7311,127 +7311,7 @@
           <w:sz w:val="28"/>
           <w:szCs w:val="28"/>
         </w:rPr>
-        <w:t xml:space="preserve">7.1 Multi-Tenancy Implementation</w:t>
-      </w:r>
-    </w:p>
-    <w:p>
-      <w:pPr>
-        <w:spacing w:after="120" w:line="276"/>
-      </w:pPr>
-      <w:r>
-        <w:rPr>
-          <w:rFonts w:ascii="Arial" w:cs="Arial" w:eastAsia="Arial" w:hAnsi="Arial"/>
-          <w:color w:val="1A1A1A"/>
-          <w:sz w:val="22"/>
-          <w:szCs w:val="22"/>
-        </w:rPr>
-        <w:t xml:space="preserve">The multi-tenancy architecture has been designed and the foundation laid. Full implementation is the next major milestone:</w:t>
-      </w:r>
-    </w:p>
-    <w:p>
-      <w:pPr>
-        <w:pStyle w:val="ListParagraph"/>
-        <w:numPr>
-          <w:ilvl w:val="0"/>
-          <w:numId w:val="2"/>
-        </w:numPr>
-      </w:pPr>
-      <w:r>
-        <w:rPr>
-          <w:rFonts w:ascii="Arial" w:cs="Arial" w:eastAsia="Arial" w:hAnsi="Arial"/>
-          <w:color w:val="1A1A1A"/>
-          <w:sz w:val="22"/>
-          <w:szCs w:val="22"/>
-        </w:rPr>
-        <w:t xml:space="preserve">Group self-registration workflow with CountrySysAdmin approval</w:t>
-      </w:r>
-    </w:p>
-    <w:p>
-      <w:pPr>
-        <w:pStyle w:val="ListParagraph"/>
-        <w:numPr>
-          <w:ilvl w:val="0"/>
-          <w:numId w:val="2"/>
-        </w:numPr>
-      </w:pPr>
-      <w:r>
-        <w:rPr>
-          <w:rFonts w:ascii="Arial" w:cs="Arial" w:eastAsia="Arial" w:hAnsi="Arial"/>
-          <w:color w:val="1A1A1A"/>
-          <w:sz w:val="22"/>
-          <w:szCs w:val="22"/>
-        </w:rPr>
-        <w:t xml:space="preserve">Province and District as fully administered hierarchy levels with their own admin panels</w:t>
-      </w:r>
-    </w:p>
-    <w:p>
-      <w:pPr>
-        <w:pStyle w:val="ListParagraph"/>
-        <w:numPr>
-          <w:ilvl w:val="0"/>
-          <w:numId w:val="2"/>
-        </w:numPr>
-      </w:pPr>
-      <w:r>
-        <w:rPr>
-          <w:rFonts w:ascii="Arial" w:cs="Arial" w:eastAsia="Arial" w:hAnsi="Arial"/>
-          <w:color w:val="1A1A1A"/>
-          <w:sz w:val="22"/>
-          <w:szCs w:val="22"/>
-        </w:rPr>
-        <w:t xml:space="preserve">Role-based data isolation: each group sees only their own LOV data (call types, drugs, etc.)</w:t>
-      </w:r>
-    </w:p>
-    <w:p>
-      <w:pPr>
-        <w:pStyle w:val="ListParagraph"/>
-        <w:numPr>
-          <w:ilvl w:val="0"/>
-          <w:numId w:val="2"/>
-        </w:numPr>
-      </w:pPr>
-      <w:r>
-        <w:rPr>
-          <w:rFonts w:ascii="Arial" w:cs="Arial" w:eastAsia="Arial" w:hAnsi="Arial"/>
-          <w:color w:val="1A1A1A"/>
-          <w:sz w:val="22"/>
-          <w:szCs w:val="22"/>
-        </w:rPr>
-        <w:t xml:space="preserve">CountrySysAdmin management panel for approving/managing groups within their country</w:t>
-      </w:r>
-    </w:p>
-    <w:p>
-      <w:pPr>
-        <w:pStyle w:val="ListParagraph"/>
-        <w:numPr>
-          <w:ilvl w:val="0"/>
-          <w:numId w:val="2"/>
-        </w:numPr>
-      </w:pPr>
-      <w:r>
-        <w:rPr>
-          <w:rFonts w:ascii="Arial" w:cs="Arial" w:eastAsia="Arial" w:hAnsi="Arial"/>
-          <w:color w:val="1A1A1A"/>
-          <w:sz w:val="22"/>
-          <w:szCs w:val="22"/>
-        </w:rPr>
-        <w:t xml:space="preserve">SuperAdmin global dashboard across all countries</w:t>
-      </w:r>
-    </w:p>
-    <w:p>
-      <w:pPr>
-        <w:pStyle w:val="Heading2"/>
-      </w:pPr>
-      <w:r>
-        <w:rPr>
-          <w:rFonts w:ascii="Arial" w:cs="Arial" w:eastAsia="Arial" w:hAnsi="Arial"/>
-          <w:b/>
-          <w:bCs/>
-          <w:color w:val="2E6DA4"/>
-          <w:sz w:val="28"/>
-          <w:szCs w:val="28"/>
-        </w:rPr>
-        <w:t xml:space="preserve">7.2 Cloud Deployment</w:t>
+        <w:t xml:space="preserve">7.1 Cloud Deployment and Infrastructure</w:t>
       </w:r>
     </w:p>
     <w:p>
